--- a/Øvelser/Biologi/mikroskopi-af-rodceller/mikroskopi-af-rodceller.docx
+++ b/Øvelser/Biologi/mikroskopi-af-rodceller/mikroskopi-af-rodceller.docx
@@ -70,7 +70,7 @@
       </w:r>
     </w:p>
     <w:bookmarkEnd w:id="19"/>
-    <w:bookmarkStart w:id="31" w:name="fremgangsmåde"/>
+    <w:bookmarkStart w:id="33" w:name="fremgangsmåde"/>
     <w:p>
       <w:pPr>
         <w:pStyle w:val="Heading2"/>
@@ -79,7 +79,7 @@
         <w:t xml:space="preserve">Fremgangsmåde</w:t>
       </w:r>
     </w:p>
-    <w:bookmarkStart w:id="20" w:name="sådan-indstiller-i-mikroskopet"/>
+    <w:bookmarkStart w:id="23" w:name="sådan-indstiller-i-mikroskopet"/>
     <w:p>
       <w:pPr>
         <w:pStyle w:val="Heading3"/>
@@ -121,7 +121,7 @@
         </w:numPr>
       </w:pPr>
       <w:r>
-        <w:t xml:space="preserve">Se fra siden, og kør objektivet så langt ned mod præparatet som muligt med grovskruen.</w:t>
+        <w:t xml:space="preserve">Kør krydsbordet helt ned med grovskruen.</w:t>
       </w:r>
     </w:p>
     <w:p>
@@ -133,7 +133,7 @@
         </w:numPr>
       </w:pPr>
       <w:r>
-        <w:t xml:space="preserve">Se i okularet, og skru langsomt objektivet opad, indtil billedet er skarpt. Finindstil med finskruen.</w:t>
+        <w:t xml:space="preserve">Se på skærmen, og kør krydsbordet langsomt op med grovskruen, indtil billedet er skarpt.</w:t>
       </w:r>
     </w:p>
     <w:p>
@@ -157,89 +157,7 @@
         </w:numPr>
       </w:pPr>
       <w:r>
-        <w:t xml:space="preserve">Skift først derefter til større forstørrelse (10× og dernæst 40×). Efterjustér kun med finskruen.</w:t>
-      </w:r>
-    </w:p>
-    <w:bookmarkEnd w:id="20"/>
-    <w:bookmarkStart w:id="30" w:name="forberedelse-af-rodspidspræparat"/>
-    <w:p>
-      <w:pPr>
-        <w:pStyle w:val="Heading3"/>
-      </w:pPr>
-      <w:r>
-        <w:t xml:space="preserve">Forberedelse af rodspidspræparat</w:t>
-      </w:r>
-    </w:p>
-    <w:p>
-      <w:pPr>
-        <w:pStyle w:val="Compact"/>
-        <w:numPr>
-          <w:ilvl w:val="0"/>
-          <w:numId w:val="1002"/>
-        </w:numPr>
-      </w:pPr>
-      <w:r>
-        <w:t xml:space="preserve">Klip den yderste 2-3 mm af en rodspids fra et spiret løg (eller en anden spire, fx hvede eller ært) af med en saks eller skalpel.</w:t>
-      </w:r>
-    </w:p>
-    <w:p>
-      <w:pPr>
-        <w:pStyle w:val="Compact"/>
-        <w:numPr>
-          <w:ilvl w:val="0"/>
-          <w:numId w:val="1002"/>
-        </w:numPr>
-      </w:pPr>
-      <w:r>
-        <w:t xml:space="preserve">Læg rodspidsen i en dråbe saltsyre (1 M HCl) på et objektglas i ca. 3-5 minutter, så vævet blødgøres (macerering).</w:t>
-      </w:r>
-    </w:p>
-    <w:p>
-      <w:pPr>
-        <w:pStyle w:val="Compact"/>
-        <w:numPr>
-          <w:ilvl w:val="0"/>
-          <w:numId w:val="1002"/>
-        </w:numPr>
-      </w:pPr>
-      <w:r>
-        <w:t xml:space="preserve">Sug saltsyren væk med filterpapir, og tilsæt i stedet en dråbe methylenblåt. Lad farven virke 1-2 minutter.</w:t>
-      </w:r>
-    </w:p>
-    <w:p>
-      <w:pPr>
-        <w:pStyle w:val="Compact"/>
-        <w:numPr>
-          <w:ilvl w:val="0"/>
-          <w:numId w:val="1002"/>
-        </w:numPr>
-      </w:pPr>
-      <w:r>
-        <w:t xml:space="preserve">Læg et dækglas på, og tryk forsigtigt og lige ned gennem et stykke filterpapir (fx med viskelæderenden af en blyant), så rodspidsen</w:t>
-      </w:r>
-      <w:r>
-        <w:t xml:space="preserve"> </w:t>
-      </w:r>
-      <w:r>
-        <w:t xml:space="preserve">“smøres”</w:t>
-      </w:r>
-      <w:r>
-        <w:t xml:space="preserve"> </w:t>
-      </w:r>
-      <w:r>
-        <w:t xml:space="preserve">ud til et tyndt, ensartet lag af celler (squash-teknik).</w:t>
-      </w:r>
-    </w:p>
-    <w:p>
-      <w:pPr>
-        <w:pStyle w:val="Compact"/>
-        <w:numPr>
-          <w:ilvl w:val="0"/>
-          <w:numId w:val="1002"/>
-        </w:numPr>
-      </w:pPr>
-      <w:r>
-        <w:t xml:space="preserve">Mikroskopér ved 100× og 400×, og tegn nogle af de celler, I ser.</w:t>
+        <w:t xml:space="preserve">Skift til næste forstørrelse (10× og dernæst 40×), og find skarpt billede igen med grovskruen. Mikroskopet har ingen finskrue, så gå langsomt frem, især ved 40×.</w:t>
       </w:r>
     </w:p>
     <w:tbl>
@@ -284,18 +202,217 @@
                 <wp:inline>
                   <wp:extent cx="152400" cy="152400"/>
                   <wp:effectExtent b="0" l="0" r="0" t="0"/>
-                  <wp:docPr descr="" title="" id="22" name="Picture"/>
+                  <wp:docPr descr="" title="" id="21" name="Picture"/>
                   <a:graphic>
                     <a:graphicData uri="http://schemas.openxmlformats.org/drawingml/2006/picture">
                       <pic:pic>
                         <pic:nvPicPr>
-                          <pic:cNvPr descr="/Applications/quarto/share/formats/docx/tip.png" id="23" name="Picture"/>
+                          <pic:cNvPr descr="/Applications/quarto/share/formats/docx/tip.png" id="22" name="Picture"/>
                           <pic:cNvPicPr>
                             <a:picLocks noChangeArrowheads="1" noChangeAspect="1"/>
                           </pic:cNvPicPr>
                         </pic:nvPicPr>
                         <pic:blipFill>
-                          <a:blip r:embed="rId21"/>
+                          <a:blip r:embed="rId20"/>
+                          <a:stretch>
+                            <a:fillRect/>
+                          </a:stretch>
+                        </pic:blipFill>
+                        <pic:spPr bwMode="auto">
+                          <a:xfrm>
+                            <a:off x="0" y="0"/>
+                            <a:ext cx="152400" cy="152400"/>
+                          </a:xfrm>
+                          <a:prstGeom prst="rect">
+                            <a:avLst/>
+                          </a:prstGeom>
+                          <a:noFill/>
+                          <a:ln w="9525">
+                            <a:noFill/>
+                            <a:headEnd/>
+                            <a:tailEnd/>
+                          </a:ln>
+                        </pic:spPr>
+                      </pic:pic>
+                    </a:graphicData>
+                  </a:graphic>
+                </wp:inline>
+              </w:drawing>
+            </w:r>
+            <w:r>
+              <w:t xml:space="preserve"> </w:t>
+            </w:r>
+            <w:r>
+              <w:t xml:space="preserve"> </w:t>
+            </w:r>
+            <w:r>
+              <w:t xml:space="preserve">Billeder og pile</w:t>
+            </w:r>
+          </w:p>
+        </w:tc>
+      </w:tr>
+      <w:tr>
+        <w:trPr>
+          <w:cantSplit/>
+        </w:trPr>
+        <w:tc>
+          <w:tcPr>
+            <w:tcMar>
+              <w:top w:w="108" w:type="dxa"/>
+              <w:bottom w:w="108" w:type="dxa"/>
+            </w:tcMar>
+          </w:tcPr>
+          <w:p>
+            <w:pPr>
+              <w:pStyle w:val="BodyText"/>
+            </w:pPr>
+            <w:pPr>
+              <w:spacing w:before="16" w:after="16"/>
+            </w:pPr>
+            <w:r>
+              <w:t xml:space="preserve">Brug mikroskopets kamera til at tage et billede af det, I ser. Sæt bagefter pile ind på billedet med forklaring af de strukturer, I kan genkende (fx cellevæg, cellekerne, kromosomer), og sammenlign med de tilsvarende figurer i lærebogen.</w:t>
+            </w:r>
+          </w:p>
+          <w:p/>
+        </w:tc>
+      </w:tr>
+    </w:tbl>
+    <w:bookmarkEnd w:id="23"/>
+    <w:bookmarkStart w:id="32" w:name="forberedelse-af-rodspidspræparat"/>
+    <w:p>
+      <w:pPr>
+        <w:pStyle w:val="Heading3"/>
+      </w:pPr>
+      <w:r>
+        <w:t xml:space="preserve">Forberedelse af rodspidspræparat</w:t>
+      </w:r>
+    </w:p>
+    <w:p>
+      <w:pPr>
+        <w:pStyle w:val="Compact"/>
+        <w:numPr>
+          <w:ilvl w:val="0"/>
+          <w:numId w:val="1002"/>
+        </w:numPr>
+      </w:pPr>
+      <w:r>
+        <w:t xml:space="preserve">Klip den yderste 2-3 mm af en rodspids fra et spiret løg (eller en anden spire, fx hvede eller ært) af med en saks eller skalpel.</w:t>
+      </w:r>
+    </w:p>
+    <w:p>
+      <w:pPr>
+        <w:pStyle w:val="Compact"/>
+        <w:numPr>
+          <w:ilvl w:val="0"/>
+          <w:numId w:val="1002"/>
+        </w:numPr>
+      </w:pPr>
+      <w:r>
+        <w:t xml:space="preserve">Læg rodspidsen i en dråbe saltsyre (1 M HCl) på et objektglas i ca. 3-5 minutter, så vævet blødgøres (macerering).</w:t>
+      </w:r>
+    </w:p>
+    <w:p>
+      <w:pPr>
+        <w:pStyle w:val="Compact"/>
+        <w:numPr>
+          <w:ilvl w:val="0"/>
+          <w:numId w:val="1002"/>
+        </w:numPr>
+      </w:pPr>
+      <w:r>
+        <w:t xml:space="preserve">Sug saltsyren væk med filterpapir, og tilsæt i stedet en dråbe methylenblåt. Lad farven virke 1-2 minutter.</w:t>
+      </w:r>
+    </w:p>
+    <w:p>
+      <w:pPr>
+        <w:pStyle w:val="Compact"/>
+        <w:numPr>
+          <w:ilvl w:val="0"/>
+          <w:numId w:val="1002"/>
+        </w:numPr>
+      </w:pPr>
+      <w:r>
+        <w:t xml:space="preserve">Læg et dækglas på, og tryk forsigtigt og lige ned gennem et stykke filterpapir (fx med viskelæderenden af en blyant), så rodspidsen</w:t>
+      </w:r>
+      <w:r>
+        <w:t xml:space="preserve"> </w:t>
+      </w:r>
+      <w:r>
+        <w:t xml:space="preserve">“smøres”</w:t>
+      </w:r>
+      <w:r>
+        <w:t xml:space="preserve"> </w:t>
+      </w:r>
+      <w:r>
+        <w:t xml:space="preserve">ud til et tyndt, ensartet lag af celler (squash-teknik).</w:t>
+      </w:r>
+    </w:p>
+    <w:p>
+      <w:pPr>
+        <w:pStyle w:val="Compact"/>
+        <w:numPr>
+          <w:ilvl w:val="0"/>
+          <w:numId w:val="1002"/>
+        </w:numPr>
+      </w:pPr>
+      <w:r>
+        <w:t xml:space="preserve">Mikroskopér ved 100× og 400×, og fotografér nogle af de celler, I ser.</w:t>
+      </w:r>
+    </w:p>
+    <w:tbl>
+      <w:tblPr>
+        <w:tblStyle w:val="Table"/>
+        <w:tblLook w:firstRow="0" w:lastRow="0" w:firstColumn="0" w:lastColumn="0" w:noHBand="0" w:noVBand="0" w:val="0000"/>
+        <w:tblBorders>
+          <w:top w:val="single" w:sz="4" w:space="0" w:color="00A047"/>
+          <w:left w:val="single" w:sz="24" w:space="0" w:color="00A047"/>
+          <w:bottom w:val="single" w:sz="4" w:space="0" w:color="00A047"/>
+          <w:right w:val="single" w:sz="4" w:space="0" w:color="00A047"/>
+        </w:tblBorders>
+        <w:tblCellMar>
+          <w:left w:w="144" w:type="dxa"/>
+          <w:right w:w="144" w:type="dxa"/>
+        </w:tblCellMar>
+        <w:tblLook w:firstRow="0" w:lastRow="0" w:firstColumn="0" w:lastColumn="0" w:noHBand="0" w:noVBand="0" w:val="0000"/>
+      </w:tblPr>
+      <w:tr>
+        <w:trPr>
+          <w:cantSplit/>
+        </w:trPr>
+        <w:tc>
+          <w:tcPr>
+            <w:shd w:color="auto" w:fill="ccf1e3" w:val="clear"/>
+            <w:tcMar>
+              <w:top w:w="92" w:type="dxa"/>
+              <w:bottom w:w="92" w:type="dxa"/>
+            </w:tcMar>
+          </w:tcPr>
+          <w:p>
+            <w:pPr>
+              <w:pStyle w:val="FirstParagraph"/>
+              <w:keepNext/>
+            </w:pPr>
+            <w:pPr>
+              <w:spacing w:before="0" w:after="0"/>
+              <w:textAlignment w:val="center"/>
+            </w:pPr>
+            <w:r>
+              <w:drawing>
+                <wp:inline>
+                  <wp:extent cx="152400" cy="152400"/>
+                  <wp:effectExtent b="0" l="0" r="0" t="0"/>
+                  <wp:docPr descr="" title="" id="24" name="Picture"/>
+                  <a:graphic>
+                    <a:graphicData uri="http://schemas.openxmlformats.org/drawingml/2006/picture">
+                      <pic:pic>
+                        <pic:nvPicPr>
+                          <pic:cNvPr descr="/Applications/quarto/share/formats/docx/tip.png" id="25" name="Picture"/>
+                          <pic:cNvPicPr>
+                            <a:picLocks noChangeArrowheads="1" noChangeAspect="1"/>
+                          </pic:cNvPicPr>
+                        </pic:nvPicPr>
+                        <pic:blipFill>
+                          <a:blip r:embed="rId20"/>
                           <a:stretch>
                             <a:fillRect/>
                           </a:stretch>
@@ -409,18 +526,18 @@
                 <wp:inline>
                   <wp:extent cx="152400" cy="152400"/>
                   <wp:effectExtent b="0" l="0" r="0" t="0"/>
-                  <wp:docPr descr="" title="" id="25" name="Picture"/>
+                  <wp:docPr descr="" title="" id="27" name="Picture"/>
                   <a:graphic>
                     <a:graphicData uri="http://schemas.openxmlformats.org/drawingml/2006/picture">
                       <pic:pic>
                         <pic:nvPicPr>
-                          <pic:cNvPr descr="/Applications/quarto/share/formats/docx/note.png" id="26" name="Picture"/>
+                          <pic:cNvPr descr="/Applications/quarto/share/formats/docx/note.png" id="28" name="Picture"/>
                           <pic:cNvPicPr>
                             <a:picLocks noChangeArrowheads="1" noChangeAspect="1"/>
                           </pic:cNvPicPr>
                         </pic:nvPicPr>
                         <pic:blipFill>
-                          <a:blip r:embed="rId24"/>
+                          <a:blip r:embed="rId26"/>
                           <a:stretch>
                             <a:fillRect/>
                           </a:stretch>
@@ -478,7 +595,7 @@
               </w:numPr>
             </w:pPr>
             <w:r>
-              <w:t xml:space="preserve">Lysmikroskop med 4×, 10× og 40× objektiv</w:t>
+              <w:t xml:space="preserve">Digitalt mikroskop med 7″ skærm og indbygget kamera (fx MatataStudio MT3-5), med 4×, 10× og 40× objektiv</w:t>
             </w:r>
           </w:p>
           <w:p>
@@ -631,18 +748,18 @@
                 <wp:inline>
                   <wp:extent cx="152400" cy="152400"/>
                   <wp:effectExtent b="0" l="0" r="0" t="0"/>
-                  <wp:docPr descr="" title="" id="28" name="Picture"/>
+                  <wp:docPr descr="" title="" id="30" name="Picture"/>
                   <a:graphic>
                     <a:graphicData uri="http://schemas.openxmlformats.org/drawingml/2006/picture">
                       <pic:pic>
                         <pic:nvPicPr>
-                          <pic:cNvPr descr="/Applications/quarto/share/formats/docx/important.png" id="29" name="Picture"/>
+                          <pic:cNvPr descr="/Applications/quarto/share/formats/docx/important.png" id="31" name="Picture"/>
                           <pic:cNvPicPr>
                             <a:picLocks noChangeArrowheads="1" noChangeAspect="1"/>
                           </pic:cNvPicPr>
                         </pic:nvPicPr>
                         <pic:blipFill>
-                          <a:blip r:embed="rId27"/>
+                          <a:blip r:embed="rId29"/>
                           <a:stretch>
                             <a:fillRect/>
                           </a:stretch>
@@ -775,8 +892,42 @@
         </w:tc>
       </w:tr>
     </w:tbl>
-    <w:bookmarkEnd w:id="30"/>
-    <w:bookmarkEnd w:id="31"/>
+    <w:bookmarkEnd w:id="32"/>
+    <w:bookmarkEnd w:id="33"/>
+    <w:bookmarkStart w:id="34" w:name="journalspørgsmål"/>
+    <w:p>
+      <w:pPr>
+        <w:pStyle w:val="Heading2"/>
+      </w:pPr>
+      <w:r>
+        <w:t xml:space="preserve">Journalspørgsmål</w:t>
+      </w:r>
+    </w:p>
+    <w:p>
+      <w:pPr>
+        <w:pStyle w:val="Compact"/>
+        <w:numPr>
+          <w:ilvl w:val="0"/>
+          <w:numId w:val="1005"/>
+        </w:numPr>
+      </w:pPr>
+      <w:r>
+        <w:t xml:space="preserve">Sammenlign et af jeres annoterede billeder med lærebogens figur af mitosens faser. Kan I genkende, hvilken fase (profase, metafase, anafase, telofase) de celler, I har markeret med pile, befinder sig i?</w:t>
+      </w:r>
+    </w:p>
+    <w:p>
+      <w:pPr>
+        <w:pStyle w:val="Compact"/>
+        <w:numPr>
+          <w:ilvl w:val="0"/>
+          <w:numId w:val="1005"/>
+        </w:numPr>
+      </w:pPr>
+      <w:r>
+        <w:t xml:space="preserve">De fleste celler i jeres billeder ligger stille med en tydelig, rund cellekerne. Hvorfor er det kun en lille del af cellerne nær rodspidsen, der er i gang med celledeling?</w:t>
+      </w:r>
+    </w:p>
+    <w:bookmarkEnd w:id="34"/>
     <w:sectPr>
       <w:headerReference r:id="rId7" w:type="default"/>
       <w:footerReference r:id="rId8" w:type="default"/>
@@ -1390,6 +1541,36 @@
   </w:num>
   <w:num w:numId="1004">
     <w:abstractNumId w:val="991"/>
+  </w:num>
+  <w:num w:numId="1005">
+    <w:abstractNumId w:val="99411"/>
+    <w:lvlOverride w:ilvl="0">
+      <w:startOverride w:val="1"/>
+    </w:lvlOverride>
+    <w:lvlOverride w:ilvl="1">
+      <w:startOverride w:val="1"/>
+    </w:lvlOverride>
+    <w:lvlOverride w:ilvl="2">
+      <w:startOverride w:val="1"/>
+    </w:lvlOverride>
+    <w:lvlOverride w:ilvl="3">
+      <w:startOverride w:val="1"/>
+    </w:lvlOverride>
+    <w:lvlOverride w:ilvl="4">
+      <w:startOverride w:val="1"/>
+    </w:lvlOverride>
+    <w:lvlOverride w:ilvl="5">
+      <w:startOverride w:val="1"/>
+    </w:lvlOverride>
+    <w:lvlOverride w:ilvl="6">
+      <w:startOverride w:val="1"/>
+    </w:lvlOverride>
+    <w:lvlOverride w:ilvl="7">
+      <w:startOverride w:val="1"/>
+    </w:lvlOverride>
+    <w:lvlOverride w:ilvl="8">
+      <w:startOverride w:val="1"/>
+    </w:lvlOverride>
   </w:num>
 </w:numbering>
 </file>
